--- a/Произведения/Сценарий/9_Мир богов. Божественные будни/Сценарий_Культ Арес.docx
+++ b/Произведения/Сценарий/9_Мир богов. Божественные будни/Сценарий_Культ Арес.docx
@@ -74,7 +74,7 @@
     </w:p>
     <w:p>
       <w:pPr>
-        <w:pStyle w:val="a5"/>
+        <w:pStyle w:val="a6"/>
       </w:pPr>
       <w:r>
         <w:t>Культ Арес</w:t>
@@ -85,27 +85,232 @@
     </w:p>
     <w:p>
       <w:pPr>
-        <w:pStyle w:val="a3"/>
-      </w:pPr>
-    </w:p>
-    <w:p>
-      <w:pPr>
-        <w:pStyle w:val="a3"/>
-      </w:pPr>
-      <w:r>
-        <w:t>Как же хорошо спать в выходной. Никто не мешает, никуда не надо.</w:t>
-      </w:r>
-    </w:p>
-    <w:p>
-      <w:pPr>
-        <w:pStyle w:val="a3"/>
-      </w:pPr>
-      <w:r>
-        <w:t xml:space="preserve">Но </w:t>
+        <w:pStyle w:val="a4"/>
+      </w:pPr>
+    </w:p>
+    <w:p>
+      <w:pPr>
+        <w:pStyle w:val="aa"/>
+      </w:pPr>
+      <w:r>
+        <w:t>Нет ничего лучше выходного.</w:t>
+      </w:r>
+    </w:p>
+    <w:p>
+      <w:pPr>
+        <w:pStyle w:val="aa"/>
+      </w:pPr>
+      <w:r>
+        <w:t>Никаких обязанностей.</w:t>
+      </w:r>
+    </w:p>
+    <w:p>
+      <w:pPr>
+        <w:pStyle w:val="aa"/>
+      </w:pPr>
+      <w:r>
+        <w:t>Можно сладко спать хоть до вечера.</w:t>
+      </w:r>
+    </w:p>
+    <w:p>
+      <w:pPr>
+        <w:pStyle w:val="aa"/>
+      </w:pPr>
+      <w:r>
+        <w:t>Но как будто мне кто-то даст.</w:t>
+      </w:r>
+    </w:p>
+    <w:p>
+      <w:pPr>
+        <w:pStyle w:val="aa"/>
+      </w:pPr>
+      <w:r>
+        <w:t>&lt;</w:t>
+      </w:r>
+      <w:proofErr w:type="spellStart"/>
+      <w:r>
+        <w:t>kabooom</w:t>
+      </w:r>
+      <w:proofErr w:type="spellEnd"/>
+      <w:r>
+        <w:t>&gt;</w:t>
+      </w:r>
+    </w:p>
+    <w:p>
+      <w:pPr>
+        <w:pStyle w:val="aa"/>
+      </w:pPr>
+      <w:r>
+        <w:t>Сигнал телефона прервал мой долгожданный сон.</w:t>
+      </w:r>
+    </w:p>
+    <w:p>
+      <w:pPr>
+        <w:pStyle w:val="aa"/>
+      </w:pPr>
+      <w:r>
+        <w:t>&lt;</w:t>
+      </w:r>
+      <w:proofErr w:type="spellStart"/>
+      <w:r>
+        <w:t>kabooom</w:t>
+      </w:r>
+      <w:proofErr w:type="spellEnd"/>
+      <w:r>
+        <w:t>&gt;</w:t>
+      </w:r>
+    </w:p>
+    <w:p>
+      <w:pPr>
+        <w:pStyle w:val="aa"/>
+      </w:pPr>
+      <w:r>
+        <w:t>&lt;</w:t>
+      </w:r>
+      <w:proofErr w:type="spellStart"/>
+      <w:r>
+        <w:t>kabooom</w:t>
+      </w:r>
+      <w:proofErr w:type="spellEnd"/>
+      <w:r>
+        <w:t>&gt;</w:t>
+      </w:r>
+    </w:p>
+    <w:p>
+      <w:pPr>
+        <w:pStyle w:val="aa"/>
+      </w:pPr>
+      <w:r>
+        <w:t>Да чтоб вас, ладно, встаю.</w:t>
+      </w:r>
+    </w:p>
+    <w:p>
+      <w:pPr>
+        <w:pStyle w:val="aa"/>
+      </w:pPr>
+      <w:r>
+        <w:t xml:space="preserve">Надеюсь это что-то действительно важное, а не кто-то пытается до меня доебаться, </w:t>
+      </w:r>
+      <w:r>
+        <w:t>пользуясь служебным</w:t>
+      </w:r>
+      <w:r>
+        <w:t xml:space="preserve"> положение</w:t>
+      </w:r>
+      <w:r>
+        <w:t>м</w:t>
+      </w:r>
+      <w:r>
+        <w:t>.</w:t>
+      </w:r>
+    </w:p>
+    <w:p>
+      <w:pPr>
+        <w:pStyle w:val="aa"/>
+      </w:pPr>
+      <w:r>
+        <w:t>Сообщение гласит: «</w:t>
+      </w:r>
+      <w:proofErr w:type="spellStart"/>
+      <w:r>
+        <w:t>Red</w:t>
+      </w:r>
+      <w:proofErr w:type="spellEnd"/>
+      <w:r>
+        <w:t xml:space="preserve"> </w:t>
+      </w:r>
+      <w:proofErr w:type="spellStart"/>
+      <w:r>
+        <w:t>goculhoth</w:t>
+      </w:r>
+      <w:proofErr w:type="spellEnd"/>
+      <w:r>
+        <w:t>».</w:t>
+      </w:r>
+    </w:p>
+    <w:p>
+      <w:pPr>
+        <w:pStyle w:val="aa"/>
+      </w:pPr>
+      <w:r>
+        <w:t>Важное. Более чем.</w:t>
+      </w:r>
+    </w:p>
+    <w:p>
+      <w:pPr>
+        <w:pStyle w:val="aa"/>
+      </w:pPr>
+      <w:r>
+        <w:t>Враждебный культ под управлением бога?</w:t>
+      </w:r>
+    </w:p>
+    <w:p>
+      <w:pPr>
+        <w:pStyle w:val="aa"/>
+      </w:pPr>
+      <w:r>
+        <w:t xml:space="preserve">Что-то я не помню донесений </w:t>
+      </w:r>
+      <w:r>
+        <w:t>о новых богах.</w:t>
+      </w:r>
+    </w:p>
+    <w:p>
+      <w:pPr>
+        <w:pStyle w:val="aa"/>
+      </w:pPr>
+      <w:r>
+        <w:t>Старый?</w:t>
+      </w:r>
+    </w:p>
+    <w:p>
+      <w:pPr>
+        <w:pStyle w:val="aa"/>
+      </w:pPr>
+      <w:r>
+        <w:t>Вот только мы и так почти обо всех живых знаем, а о них тоже тишина.</w:t>
+      </w:r>
+    </w:p>
+    <w:p>
+      <w:pPr>
+        <w:pStyle w:val="aa"/>
+      </w:pPr>
+      <w:r>
+        <w:t>Подожди ка…</w:t>
+      </w:r>
+    </w:p>
+    <w:p>
+      <w:pPr>
+        <w:pStyle w:val="aa"/>
+      </w:pPr>
+      <w:r>
+        <w:t>Ясно.</w:t>
+      </w:r>
+    </w:p>
+    <w:p>
+      <w:pPr>
+        <w:pStyle w:val="aa"/>
+      </w:pPr>
+      <w:r>
+        <w:t xml:space="preserve">Пошел на кухню, </w:t>
+      </w:r>
+      <w:r>
+        <w:t>Уроборос</w:t>
+      </w:r>
+      <w:r>
+        <w:t xml:space="preserve"> что-то там готовил.</w:t>
+      </w:r>
+    </w:p>
+    <w:p>
+      <w:pPr>
+        <w:pStyle w:val="aa"/>
+      </w:pPr>
+      <w:r>
+        <w:t xml:space="preserve">Судя по запаху, </w:t>
       </w:r>
       <w:proofErr w:type="gramStart"/>
       <w:r>
-        <w:t>отдохнуть в тот день мне было не суждено</w:t>
+        <w:t>мясное</w:t>
       </w:r>
       <w:proofErr w:type="gramEnd"/>
       <w:r>
@@ -114,427 +319,156 @@
     </w:p>
     <w:p>
       <w:pPr>
-        <w:spacing w:after="0"/>
-        <w:ind w:left="-709" w:firstLine="709"/>
-        <w:rPr>
-          <w:rFonts w:ascii="Times New Roman" w:hAnsi="Times New Roman" w:cs="Times New Roman"/>
-          <w:sz w:val="28"/>
-          <w:szCs w:val="28"/>
-        </w:rPr>
-      </w:pPr>
-      <w:r>
-        <w:rPr>
-          <w:rFonts w:ascii="Times New Roman" w:hAnsi="Times New Roman" w:cs="Times New Roman"/>
-          <w:sz w:val="28"/>
-          <w:szCs w:val="28"/>
-        </w:rPr>
-        <w:t>Услышал сигнал телефона.</w:t>
-      </w:r>
-    </w:p>
-    <w:p>
-      <w:pPr>
-        <w:spacing w:after="0"/>
-        <w:ind w:left="-709" w:firstLine="709"/>
-        <w:rPr>
-          <w:rFonts w:ascii="Times New Roman" w:hAnsi="Times New Roman" w:cs="Times New Roman"/>
-          <w:sz w:val="28"/>
-          <w:szCs w:val="28"/>
-        </w:rPr>
-      </w:pPr>
-      <w:r>
-        <w:rPr>
-          <w:rFonts w:ascii="Times New Roman" w:hAnsi="Times New Roman" w:cs="Times New Roman"/>
-          <w:sz w:val="28"/>
-          <w:szCs w:val="28"/>
-        </w:rPr>
-        <w:t>&lt;</w:t>
-      </w:r>
-      <w:proofErr w:type="spellStart"/>
-      <w:r>
-        <w:rPr>
-          <w:rFonts w:ascii="Times New Roman" w:hAnsi="Times New Roman" w:cs="Times New Roman"/>
-          <w:sz w:val="28"/>
-          <w:szCs w:val="28"/>
-          <w:lang w:val="en-US"/>
-        </w:rPr>
-        <w:t>Kaboooom</w:t>
-      </w:r>
-      <w:proofErr w:type="spellEnd"/>
-      <w:r>
-        <w:rPr>
-          <w:rFonts w:ascii="Times New Roman" w:hAnsi="Times New Roman" w:cs="Times New Roman"/>
-          <w:sz w:val="28"/>
-          <w:szCs w:val="28"/>
-        </w:rPr>
-        <w:t>&gt;</w:t>
-      </w:r>
-    </w:p>
-    <w:p>
-      <w:pPr>
-        <w:pStyle w:val="a3"/>
-      </w:pPr>
-      <w:r>
-        <w:t>У меня выходной, нафиг идите.</w:t>
-      </w:r>
-    </w:p>
-    <w:p>
-      <w:pPr>
-        <w:spacing w:after="0"/>
-        <w:ind w:left="-709" w:firstLine="709"/>
-        <w:rPr>
-          <w:rFonts w:ascii="Times New Roman" w:hAnsi="Times New Roman" w:cs="Times New Roman"/>
-          <w:sz w:val="28"/>
-          <w:szCs w:val="28"/>
-        </w:rPr>
-      </w:pPr>
-      <w:r>
-        <w:rPr>
-          <w:rFonts w:ascii="Times New Roman" w:hAnsi="Times New Roman" w:cs="Times New Roman"/>
-          <w:sz w:val="28"/>
-          <w:szCs w:val="28"/>
-        </w:rPr>
-        <w:t>&lt;</w:t>
-      </w:r>
-      <w:proofErr w:type="spellStart"/>
-      <w:r>
-        <w:rPr>
-          <w:rFonts w:ascii="Times New Roman" w:hAnsi="Times New Roman" w:cs="Times New Roman"/>
-          <w:sz w:val="28"/>
-          <w:szCs w:val="28"/>
-          <w:lang w:val="en-US"/>
-        </w:rPr>
-        <w:t>Kaboooom</w:t>
-      </w:r>
-      <w:proofErr w:type="spellEnd"/>
-      <w:r>
-        <w:rPr>
-          <w:rFonts w:ascii="Times New Roman" w:hAnsi="Times New Roman" w:cs="Times New Roman"/>
-          <w:sz w:val="28"/>
-          <w:szCs w:val="28"/>
-        </w:rPr>
-        <w:t>&gt;</w:t>
-      </w:r>
-    </w:p>
-    <w:p>
-      <w:pPr>
-        <w:spacing w:after="0"/>
-        <w:ind w:left="-709" w:firstLine="709"/>
-        <w:rPr>
-          <w:rFonts w:ascii="Times New Roman" w:hAnsi="Times New Roman" w:cs="Times New Roman"/>
-          <w:sz w:val="28"/>
-          <w:szCs w:val="28"/>
-        </w:rPr>
-      </w:pPr>
-      <w:r>
-        <w:rPr>
-          <w:rFonts w:ascii="Times New Roman" w:hAnsi="Times New Roman" w:cs="Times New Roman"/>
-          <w:sz w:val="28"/>
-          <w:szCs w:val="28"/>
-        </w:rPr>
-        <w:t>&lt;</w:t>
-      </w:r>
-      <w:proofErr w:type="spellStart"/>
-      <w:r>
-        <w:rPr>
-          <w:rFonts w:ascii="Times New Roman" w:hAnsi="Times New Roman" w:cs="Times New Roman"/>
-          <w:sz w:val="28"/>
-          <w:szCs w:val="28"/>
-          <w:lang w:val="en-US"/>
-        </w:rPr>
-        <w:t>Kaboooom</w:t>
-      </w:r>
-      <w:proofErr w:type="spellEnd"/>
-      <w:r>
-        <w:rPr>
-          <w:rFonts w:ascii="Times New Roman" w:hAnsi="Times New Roman" w:cs="Times New Roman"/>
-          <w:sz w:val="28"/>
-          <w:szCs w:val="28"/>
-        </w:rPr>
-        <w:t>&gt;</w:t>
-      </w:r>
-    </w:p>
-    <w:p>
-      <w:pPr>
-        <w:pStyle w:val="a3"/>
-      </w:pPr>
-      <w:r>
-        <w:t>Надеюсь это что-то действительно важное, а не кто-то пытается до меня доебаться, используя служебное положение.</w:t>
-      </w:r>
-    </w:p>
-    <w:p>
-      <w:pPr>
-        <w:spacing w:after="0"/>
-        <w:ind w:left="-709" w:firstLine="709"/>
-        <w:rPr>
-          <w:rFonts w:ascii="Times New Roman" w:hAnsi="Times New Roman" w:cs="Times New Roman"/>
-          <w:sz w:val="28"/>
-          <w:szCs w:val="28"/>
-        </w:rPr>
-      </w:pPr>
-      <w:r>
-        <w:rPr>
-          <w:rFonts w:ascii="Times New Roman" w:hAnsi="Times New Roman" w:cs="Times New Roman"/>
-          <w:sz w:val="28"/>
-          <w:szCs w:val="28"/>
-        </w:rPr>
-        <w:t>Сообщение гласит: «</w:t>
-      </w:r>
-      <w:r>
-        <w:rPr>
-          <w:rFonts w:ascii="Times New Roman" w:hAnsi="Times New Roman" w:cs="Times New Roman"/>
-          <w:sz w:val="28"/>
-          <w:szCs w:val="28"/>
-          <w:lang w:val="en-US"/>
-        </w:rPr>
-        <w:t>Red</w:t>
-      </w:r>
-      <w:r>
-        <w:rPr>
-          <w:rFonts w:ascii="Times New Roman" w:hAnsi="Times New Roman" w:cs="Times New Roman"/>
-          <w:sz w:val="28"/>
-          <w:szCs w:val="28"/>
-        </w:rPr>
+        <w:pStyle w:val="aa"/>
+      </w:pPr>
+      <w:r>
+        <w:t>Как в</w:t>
+      </w:r>
+      <w:r>
+        <w:t>сегда</w:t>
+      </w:r>
+      <w:r>
+        <w:t>. Н</w:t>
+      </w:r>
+      <w:r>
+        <w:t>и свет, ни заря.</w:t>
+      </w:r>
+    </w:p>
+    <w:p>
+      <w:pPr>
+        <w:pStyle w:val="aa"/>
+      </w:pPr>
+      <w:r>
+        <w:t>Но зато всегда еда есть.</w:t>
+      </w:r>
+    </w:p>
+    <w:p>
+      <w:pPr>
+        <w:pStyle w:val="aa"/>
+      </w:pPr>
+      <w:r>
+        <w:t>Готовит отменно.</w:t>
+      </w:r>
+    </w:p>
+    <w:p>
+      <w:pPr>
+        <w:pStyle w:val="a"/>
+      </w:pPr>
+      <w:r>
+        <w:t xml:space="preserve"> Кажется, выходные отменяются.</w:t>
+      </w:r>
+    </w:p>
+    <w:p>
+      <w:pPr>
+        <w:pStyle w:val="a"/>
+      </w:pPr>
+      <w:r>
+        <w:t xml:space="preserve"> И тебе доброе утро, –</w:t>
+      </w:r>
+      <w:r>
+        <w:t xml:space="preserve"> невозмутимо ответил Уроборос.</w:t>
+      </w:r>
+    </w:p>
+    <w:p>
+      <w:pPr>
+        <w:pStyle w:val="a"/>
+      </w:pPr>
+      <w:r>
         <w:t xml:space="preserve"> </w:t>
       </w:r>
-      <w:proofErr w:type="spellStart"/>
-      <w:r>
-        <w:rPr>
-          <w:rFonts w:ascii="Times New Roman" w:hAnsi="Times New Roman" w:cs="Times New Roman"/>
-          <w:sz w:val="28"/>
-          <w:szCs w:val="28"/>
-          <w:lang w:val="en-US"/>
-        </w:rPr>
-        <w:t>goculhoth</w:t>
-      </w:r>
-      <w:proofErr w:type="spellEnd"/>
-      <w:r>
-        <w:rPr>
-          <w:rFonts w:ascii="Times New Roman" w:hAnsi="Times New Roman" w:cs="Times New Roman"/>
-          <w:sz w:val="28"/>
-          <w:szCs w:val="28"/>
-        </w:rPr>
-        <w:t>».</w:t>
-      </w:r>
-    </w:p>
-    <w:p>
-      <w:pPr>
-        <w:pStyle w:val="a3"/>
-      </w:pPr>
-      <w:r>
-        <w:t>Важное. Более чем.</w:t>
-      </w:r>
-    </w:p>
-    <w:p>
-      <w:pPr>
-        <w:pStyle w:val="a3"/>
-      </w:pPr>
-      <w:r>
-        <w:t>Враждебный культ под управлением бога</w:t>
-      </w:r>
-      <w:r>
-        <w:t>?</w:t>
-      </w:r>
-    </w:p>
-    <w:p>
-      <w:pPr>
-        <w:pStyle w:val="a3"/>
-      </w:pPr>
-      <w:r>
-        <w:t>Что-то я не помню донесений о достаточно опасных новых богах.</w:t>
-      </w:r>
-    </w:p>
-    <w:p>
-      <w:pPr>
-        <w:pStyle w:val="a3"/>
-      </w:pPr>
-      <w:r>
-        <w:t xml:space="preserve">Кто-то из </w:t>
+      <w:r>
+        <w:t>Сообщение не видел?</w:t>
+      </w:r>
+    </w:p>
+    <w:p>
+      <w:pPr>
+        <w:pStyle w:val="a"/>
+      </w:pPr>
+      <w:r>
+        <w:t xml:space="preserve"> Беззвучный режим.</w:t>
+      </w:r>
+    </w:p>
+    <w:p>
+      <w:pPr>
+        <w:pStyle w:val="a"/>
+      </w:pPr>
+      <w:r>
+        <w:t>Само собой.</w:t>
+      </w:r>
+    </w:p>
+    <w:p>
+      <w:pPr>
+        <w:pStyle w:val="aa"/>
+      </w:pPr>
+      <w:r>
+        <w:t xml:space="preserve">Я достал телефон и показал ему сообщение. </w:t>
+      </w:r>
+    </w:p>
+    <w:p>
+      <w:pPr>
+        <w:pStyle w:val="aa"/>
+      </w:pPr>
+      <w:r>
+        <w:t>Уроборос внимательно пригляделся к экрану, при этом</w:t>
+      </w:r>
+      <w:r>
+        <w:t>,</w:t>
+      </w:r>
+      <w:r>
+        <w:t xml:space="preserve"> не отрываясь от готовки.</w:t>
+      </w:r>
+    </w:p>
+    <w:p>
+      <w:pPr>
+        <w:pStyle w:val="a"/>
+      </w:pPr>
+      <w:r>
+        <w:t>Чт</w:t>
+      </w:r>
+      <w:r>
+        <w:t>о думаешь?  –</w:t>
+      </w:r>
+      <w:r>
+        <w:t xml:space="preserve"> спросил меня Уроборос, попутно пробуя </w:t>
+      </w:r>
+      <w:r>
+        <w:t>блюдо.</w:t>
+      </w:r>
+    </w:p>
+    <w:p>
+      <w:pPr>
+        <w:pStyle w:val="a"/>
+      </w:pPr>
+      <w:r>
+        <w:lastRenderedPageBreak/>
+        <w:t xml:space="preserve">Вряд ли </w:t>
       </w:r>
       <w:proofErr w:type="gramStart"/>
       <w:r>
+        <w:t>новый</w:t>
+      </w:r>
+      <w:proofErr w:type="gramEnd"/>
+      <w:r>
+        <w:t xml:space="preserve">, новостей не было. Возможно кто-то из </w:t>
+      </w:r>
+      <w:proofErr w:type="gramStart"/>
+      <w:r>
         <w:t>старых</w:t>
       </w:r>
       <w:proofErr w:type="gramEnd"/>
       <w:r>
-        <w:t xml:space="preserve"> что ли?</w:t>
-      </w:r>
-    </w:p>
-    <w:p>
-      <w:pPr>
-        <w:pStyle w:val="a3"/>
-      </w:pPr>
-      <w:r>
-        <w:t xml:space="preserve">Кто это может быть? </w:t>
-      </w:r>
-    </w:p>
-    <w:p>
-      <w:pPr>
-        <w:pStyle w:val="a3"/>
-      </w:pPr>
-      <w:r>
-        <w:t>Или кто-то богатый, или кто-то отбитый…</w:t>
-      </w:r>
-    </w:p>
-    <w:p>
-      <w:pPr>
-        <w:pStyle w:val="a3"/>
-      </w:pPr>
-      <w:r>
-        <w:t>Твою мать.</w:t>
-      </w:r>
-    </w:p>
-    <w:p>
-      <w:pPr>
-        <w:pStyle w:val="a3"/>
-      </w:pPr>
-      <w:r>
-        <w:t>Ясно.</w:t>
-      </w:r>
-    </w:p>
-    <w:p>
-      <w:pPr>
-        <w:pStyle w:val="a3"/>
-      </w:pPr>
-      <w:r>
-        <w:t>Пошел на кухню, Змее</w:t>
-      </w:r>
-      <w:r>
-        <w:t>й</w:t>
-      </w:r>
-      <w:r>
-        <w:t xml:space="preserve"> что-то там готовил.</w:t>
-      </w:r>
-    </w:p>
-    <w:p>
-      <w:pPr>
-        <w:pStyle w:val="a3"/>
-      </w:pPr>
-      <w:r>
-        <w:t xml:space="preserve">Судя по запаху, </w:t>
-      </w:r>
-      <w:proofErr w:type="gramStart"/>
-      <w:r>
-        <w:t>мясное</w:t>
-      </w:r>
-      <w:proofErr w:type="gramEnd"/>
-      <w:r>
-        <w:t>.</w:t>
-      </w:r>
-    </w:p>
-    <w:p>
-      <w:pPr>
-        <w:pStyle w:val="a3"/>
-      </w:pPr>
-      <w:r>
-        <w:t>Всегда ни свет, ни заря встает.</w:t>
-      </w:r>
-    </w:p>
-    <w:p>
-      <w:pPr>
-        <w:pStyle w:val="a3"/>
-      </w:pPr>
-      <w:r>
-        <w:t>Но зато всегда еда есть.</w:t>
-      </w:r>
-    </w:p>
-    <w:p>
-      <w:pPr>
-        <w:pStyle w:val="a3"/>
-      </w:pPr>
-      <w:r>
-        <w:t>–– Кажется, выходные отменяются.</w:t>
-      </w:r>
-    </w:p>
-    <w:p>
-      <w:pPr>
-        <w:pStyle w:val="a3"/>
-      </w:pPr>
-      <w:r>
-        <w:t>–– И тебе доброе утро</w:t>
-      </w:r>
-      <w:proofErr w:type="gramStart"/>
-      <w:r>
-        <w:t xml:space="preserve">, –– </w:t>
-      </w:r>
-      <w:proofErr w:type="gramEnd"/>
-      <w:r>
-        <w:t>невозмутимо ответил Уроборос.</w:t>
-      </w:r>
-    </w:p>
-    <w:p>
-      <w:pPr>
-        <w:pStyle w:val="a3"/>
-      </w:pPr>
-      <w:r>
-        <w:t>–– Сообщение, я так полагаю, ты не видел?</w:t>
-      </w:r>
-    </w:p>
-    <w:p>
-      <w:pPr>
-        <w:pStyle w:val="a3"/>
-      </w:pPr>
-      <w:r>
-        <w:t>–– Беззвучный режим.</w:t>
-      </w:r>
-    </w:p>
-    <w:p>
-      <w:pPr>
-        <w:pStyle w:val="a3"/>
-      </w:pPr>
-      <w:r>
-        <w:t>Я достал телефон и показал ему сообщение. Уроборос внимательно пригляделся к экрану, при этом</w:t>
-      </w:r>
-      <w:r>
-        <w:t>,</w:t>
-      </w:r>
-      <w:r>
-        <w:t xml:space="preserve"> не отрываясь от готовки.</w:t>
-      </w:r>
-    </w:p>
-    <w:p>
-      <w:pPr>
-        <w:pStyle w:val="a3"/>
-      </w:pPr>
-      <w:r>
-        <w:t>–– Что думаешь</w:t>
-      </w:r>
-      <w:proofErr w:type="gramStart"/>
-      <w:r>
-        <w:t xml:space="preserve">?  –– </w:t>
-      </w:r>
-      <w:proofErr w:type="gramEnd"/>
-      <w:r>
-        <w:t xml:space="preserve">спросил меня Уроборос, попутно пробуя </w:t>
-      </w:r>
-      <w:r>
-        <w:t>блюдо.</w:t>
-      </w:r>
-    </w:p>
-    <w:p>
-      <w:pPr>
-        <w:pStyle w:val="a3"/>
-      </w:pPr>
-      <w:r>
-        <w:t>–– Либо богатый, либо отбитый. Богатые все на контроле, так что остается…</w:t>
-      </w:r>
-    </w:p>
-    <w:p>
-      <w:pPr>
-        <w:pStyle w:val="a3"/>
-      </w:pPr>
-      <w:r>
-        <w:t>–– Думаешь, она</w:t>
-      </w:r>
-      <w:proofErr w:type="gramStart"/>
-      <w:r>
-        <w:t>? ––</w:t>
-      </w:r>
-      <w:r>
-        <w:t xml:space="preserve"> </w:t>
-      </w:r>
-      <w:proofErr w:type="gramEnd"/>
-      <w:r>
-        <w:t>после небольшой паузы</w:t>
+        <w:t>, о ком нет актуальной инфы.</w:t>
+      </w:r>
+    </w:p>
+    <w:p>
+      <w:pPr>
+        <w:pStyle w:val="a"/>
+      </w:pPr>
+      <w:r>
+        <w:t>Думаешь, она? –</w:t>
+      </w:r>
+      <w:r>
+        <w:t xml:space="preserve"> после небольшой паузы</w:t>
       </w:r>
       <w:r>
         <w:t xml:space="preserve"> с беспокойством спросил он.</w:t>
@@ -542,23 +476,41 @@
     </w:p>
     <w:p>
       <w:pPr>
-        <w:pStyle w:val="a3"/>
-      </w:pPr>
-      <w:r>
-        <w:t xml:space="preserve">–– А есть варианты? Ладно. </w:t>
+        <w:pStyle w:val="a"/>
+      </w:pPr>
+      <w:r>
+        <w:t>Е</w:t>
+      </w:r>
+      <w:r>
+        <w:t>сть</w:t>
+      </w:r>
+      <w:r>
+        <w:t xml:space="preserve"> другие</w:t>
+      </w:r>
+      <w:r>
+        <w:t xml:space="preserve"> варианты? Ладно. </w:t>
       </w:r>
       <w:r>
         <w:t>Надо собираться</w:t>
+      </w:r>
+      <w:r>
+        <w:t xml:space="preserve">. День </w:t>
+      </w:r>
+      <w:r>
+        <w:t>обещает быть</w:t>
+      </w:r>
+      <w:r>
+        <w:t xml:space="preserve"> д</w:t>
       </w:r>
       <w:bookmarkStart w:id="0" w:name="_GoBack"/>
       <w:bookmarkEnd w:id="0"/>
       <w:r>
-        <w:t>. День будет долгим.</w:t>
-      </w:r>
-    </w:p>
-    <w:p>
-      <w:pPr>
-        <w:pStyle w:val="a3"/>
+        <w:t>олгим.</w:t>
+      </w:r>
+    </w:p>
+    <w:p>
+      <w:pPr>
+        <w:pStyle w:val="a4"/>
       </w:pPr>
     </w:p>
     <w:sectPr>
@@ -755,6 +707,119 @@
       </w:pPr>
       <w:rPr>
         <w:rFonts w:ascii="Symbol" w:hAnsi="Symbol" w:hint="default"/>
+      </w:rPr>
+    </w:lvl>
+  </w:abstractNum>
+  <w:abstractNum w:abstractNumId="10">
+    <w:nsid w:val="307A74D0"/>
+    <w:multiLevelType w:val="hybridMultilevel"/>
+    <w:tmpl w:val="815E7720"/>
+    <w:lvl w:ilvl="0" w:tplc="86342130">
+      <w:numFmt w:val="bullet"/>
+      <w:pStyle w:val="a"/>
+      <w:lvlText w:val="–"/>
+      <w:lvlJc w:val="left"/>
+      <w:pPr>
+        <w:ind w:left="1080" w:hanging="360"/>
+      </w:pPr>
+      <w:rPr>
+        <w:rFonts w:ascii="Times New Roman" w:eastAsiaTheme="minorHAnsi" w:hAnsi="Times New Roman" w:cs="Times New Roman" w:hint="default"/>
+      </w:rPr>
+    </w:lvl>
+    <w:lvl w:ilvl="1" w:tplc="04190003" w:tentative="1">
+      <w:start w:val="1"/>
+      <w:numFmt w:val="bullet"/>
+      <w:lvlText w:val="o"/>
+      <w:lvlJc w:val="left"/>
+      <w:pPr>
+        <w:ind w:left="1800" w:hanging="360"/>
+      </w:pPr>
+      <w:rPr>
+        <w:rFonts w:ascii="Courier New" w:hAnsi="Courier New" w:cs="Courier New" w:hint="default"/>
+      </w:rPr>
+    </w:lvl>
+    <w:lvl w:ilvl="2" w:tplc="04190005" w:tentative="1">
+      <w:start w:val="1"/>
+      <w:numFmt w:val="bullet"/>
+      <w:lvlText w:val=""/>
+      <w:lvlJc w:val="left"/>
+      <w:pPr>
+        <w:ind w:left="2520" w:hanging="360"/>
+      </w:pPr>
+      <w:rPr>
+        <w:rFonts w:ascii="Wingdings" w:hAnsi="Wingdings" w:hint="default"/>
+      </w:rPr>
+    </w:lvl>
+    <w:lvl w:ilvl="3" w:tplc="04190001" w:tentative="1">
+      <w:start w:val="1"/>
+      <w:numFmt w:val="bullet"/>
+      <w:lvlText w:val=""/>
+      <w:lvlJc w:val="left"/>
+      <w:pPr>
+        <w:ind w:left="3240" w:hanging="360"/>
+      </w:pPr>
+      <w:rPr>
+        <w:rFonts w:ascii="Symbol" w:hAnsi="Symbol" w:hint="default"/>
+      </w:rPr>
+    </w:lvl>
+    <w:lvl w:ilvl="4" w:tplc="04190003" w:tentative="1">
+      <w:start w:val="1"/>
+      <w:numFmt w:val="bullet"/>
+      <w:lvlText w:val="o"/>
+      <w:lvlJc w:val="left"/>
+      <w:pPr>
+        <w:ind w:left="3960" w:hanging="360"/>
+      </w:pPr>
+      <w:rPr>
+        <w:rFonts w:ascii="Courier New" w:hAnsi="Courier New" w:cs="Courier New" w:hint="default"/>
+      </w:rPr>
+    </w:lvl>
+    <w:lvl w:ilvl="5" w:tplc="04190005" w:tentative="1">
+      <w:start w:val="1"/>
+      <w:numFmt w:val="bullet"/>
+      <w:lvlText w:val=""/>
+      <w:lvlJc w:val="left"/>
+      <w:pPr>
+        <w:ind w:left="4680" w:hanging="360"/>
+      </w:pPr>
+      <w:rPr>
+        <w:rFonts w:ascii="Wingdings" w:hAnsi="Wingdings" w:hint="default"/>
+      </w:rPr>
+    </w:lvl>
+    <w:lvl w:ilvl="6" w:tplc="04190001" w:tentative="1">
+      <w:start w:val="1"/>
+      <w:numFmt w:val="bullet"/>
+      <w:lvlText w:val=""/>
+      <w:lvlJc w:val="left"/>
+      <w:pPr>
+        <w:ind w:left="5400" w:hanging="360"/>
+      </w:pPr>
+      <w:rPr>
+        <w:rFonts w:ascii="Symbol" w:hAnsi="Symbol" w:hint="default"/>
+      </w:rPr>
+    </w:lvl>
+    <w:lvl w:ilvl="7" w:tplc="04190003" w:tentative="1">
+      <w:start w:val="1"/>
+      <w:numFmt w:val="bullet"/>
+      <w:lvlText w:val="o"/>
+      <w:lvlJc w:val="left"/>
+      <w:pPr>
+        <w:ind w:left="6120" w:hanging="360"/>
+      </w:pPr>
+      <w:rPr>
+        <w:rFonts w:ascii="Courier New" w:hAnsi="Courier New" w:cs="Courier New" w:hint="default"/>
+      </w:rPr>
+    </w:lvl>
+    <w:lvl w:ilvl="8" w:tplc="04190005" w:tentative="1">
+      <w:start w:val="1"/>
+      <w:numFmt w:val="bullet"/>
+      <w:lvlText w:val=""/>
+      <w:lvlJc w:val="left"/>
+      <w:pPr>
+        <w:ind w:left="6840" w:hanging="360"/>
+      </w:pPr>
+      <w:rPr>
+        <w:rFonts w:ascii="Wingdings" w:hAnsi="Wingdings" w:hint="default"/>
       </w:rPr>
     </w:lvl>
   </w:abstractNum>
@@ -788,6 +853,9 @@
   <w:num w:numId="10">
     <w:abstractNumId w:val="0"/>
   </w:num>
+  <w:num w:numId="11">
+    <w:abstractNumId w:val="10"/>
+  </w:num>
 </w:numbering>
 </file>
 
@@ -809,7 +877,7 @@
     </w:pPrDefault>
   </w:docDefaults>
   <w:latentStyles w:defLockedState="0" w:defUIPriority="99" w:defSemiHidden="1" w:defUnhideWhenUsed="1" w:defQFormat="0" w:count="267">
-    <w:lsdException w:name="Normal" w:semiHidden="0" w:uiPriority="0" w:unhideWhenUsed="0" w:qFormat="1"/>
+    <w:lsdException w:name="Normal" w:semiHidden="0" w:uiPriority="0" w:unhideWhenUsed="0"/>
     <w:lsdException w:name="heading 1" w:semiHidden="0" w:uiPriority="9" w:unhideWhenUsed="0"/>
     <w:lsdException w:name="heading 2" w:uiPriority="9"/>
     <w:lsdException w:name="heading 3" w:uiPriority="9" w:qFormat="1"/>
@@ -947,18 +1015,39 @@
     <w:lsdException w:name="Bibliography" w:uiPriority="37"/>
     <w:lsdException w:name="TOC Heading" w:uiPriority="39" w:qFormat="1"/>
   </w:latentStyles>
-  <w:style w:type="paragraph" w:default="1" w:styleId="a">
+  <w:style w:type="paragraph" w:default="1" w:styleId="a0">
     <w:name w:val="Normal"/>
-    <w:qFormat/>
     <w:rsid w:val="006A14EA"/>
   </w:style>
-  <w:style w:type="character" w:default="1" w:styleId="a0">
+  <w:style w:type="paragraph" w:styleId="1">
+    <w:name w:val="heading 1"/>
+    <w:basedOn w:val="a0"/>
+    <w:next w:val="a0"/>
+    <w:link w:val="10"/>
+    <w:uiPriority w:val="9"/>
+    <w:rsid w:val="00D64829"/>
+    <w:pPr>
+      <w:keepNext/>
+      <w:keepLines/>
+      <w:spacing w:before="480" w:after="0"/>
+      <w:outlineLvl w:val="0"/>
+    </w:pPr>
+    <w:rPr>
+      <w:rFonts w:asciiTheme="majorHAnsi" w:eastAsiaTheme="majorEastAsia" w:hAnsiTheme="majorHAnsi" w:cstheme="majorBidi"/>
+      <w:b/>
+      <w:bCs/>
+      <w:color w:val="365F91" w:themeColor="accent1" w:themeShade="BF"/>
+      <w:sz w:val="28"/>
+      <w:szCs w:val="28"/>
+    </w:rPr>
+  </w:style>
+  <w:style w:type="character" w:default="1" w:styleId="a1">
     <w:name w:val="Default Paragraph Font"/>
     <w:uiPriority w:val="1"/>
     <w:semiHidden/>
     <w:unhideWhenUsed/>
   </w:style>
-  <w:style w:type="table" w:default="1" w:styleId="a1">
+  <w:style w:type="table" w:default="1" w:styleId="a2">
     <w:name w:val="Normal Table"/>
     <w:uiPriority w:val="99"/>
     <w:semiHidden/>
@@ -973,17 +1062,16 @@
       </w:tblCellMar>
     </w:tblPr>
   </w:style>
-  <w:style w:type="numbering" w:default="1" w:styleId="a2">
+  <w:style w:type="numbering" w:default="1" w:styleId="a3">
     <w:name w:val="No List"/>
     <w:uiPriority w:val="99"/>
     <w:semiHidden/>
     <w:unhideWhenUsed/>
   </w:style>
-  <w:style w:type="paragraph" w:customStyle="1" w:styleId="a3">
+  <w:style w:type="paragraph" w:customStyle="1" w:styleId="a4">
     <w:name w:val="тест"/>
-    <w:basedOn w:val="a"/>
-    <w:link w:val="a4"/>
-    <w:qFormat/>
+    <w:basedOn w:val="a0"/>
+    <w:link w:val="a5"/>
     <w:rsid w:val="006A14EA"/>
     <w:pPr>
       <w:spacing w:after="0"/>
@@ -995,23 +1083,23 @@
       <w:szCs w:val="28"/>
     </w:rPr>
   </w:style>
-  <w:style w:type="character" w:customStyle="1" w:styleId="a4">
+  <w:style w:type="character" w:customStyle="1" w:styleId="a5">
     <w:name w:val="тест Знак"/>
+    <w:basedOn w:val="a1"/>
+    <w:link w:val="a4"/>
+    <w:rsid w:val="006A14EA"/>
+    <w:rPr>
+      <w:rFonts w:ascii="Times New Roman" w:hAnsi="Times New Roman" w:cs="Times New Roman"/>
+      <w:sz w:val="28"/>
+      <w:szCs w:val="28"/>
+    </w:rPr>
+  </w:style>
+  <w:style w:type="paragraph" w:customStyle="1" w:styleId="a6">
+    <w:name w:val="Заголовок Текста"/>
     <w:basedOn w:val="a0"/>
-    <w:link w:val="a3"/>
-    <w:rsid w:val="006A14EA"/>
-    <w:rPr>
-      <w:rFonts w:ascii="Times New Roman" w:hAnsi="Times New Roman" w:cs="Times New Roman"/>
-      <w:sz w:val="28"/>
-      <w:szCs w:val="28"/>
-    </w:rPr>
-  </w:style>
-  <w:style w:type="paragraph" w:customStyle="1" w:styleId="a5">
-    <w:name w:val="Заголовок Текста"/>
-    <w:basedOn w:val="a"/>
-    <w:link w:val="a6"/>
+    <w:link w:val="a7"/>
     <w:qFormat/>
-    <w:rsid w:val="006A14EA"/>
+    <w:rsid w:val="00D64829"/>
     <w:pPr>
       <w:spacing w:before="180" w:after="180" w:line="240" w:lineRule="auto"/>
     </w:pPr>
@@ -1025,12 +1113,12 @@
       <w:lang w:eastAsia="ru-RU"/>
     </w:rPr>
   </w:style>
-  <w:style w:type="paragraph" w:customStyle="1" w:styleId="a7">
+  <w:style w:type="paragraph" w:customStyle="1" w:styleId="a8">
     <w:name w:val="Эпиграф"/>
-    <w:basedOn w:val="a"/>
-    <w:link w:val="a8"/>
+    <w:basedOn w:val="a0"/>
+    <w:link w:val="a9"/>
     <w:qFormat/>
-    <w:rsid w:val="006A14EA"/>
+    <w:rsid w:val="00D64829"/>
     <w:pPr>
       <w:spacing w:before="360" w:after="0" w:line="240" w:lineRule="auto"/>
     </w:pPr>
@@ -1043,11 +1131,11 @@
       <w:lang w:eastAsia="ru-RU"/>
     </w:rPr>
   </w:style>
-  <w:style w:type="character" w:customStyle="1" w:styleId="a6">
+  <w:style w:type="character" w:customStyle="1" w:styleId="a7">
     <w:name w:val="Заголовок Текста Знак"/>
-    <w:basedOn w:val="a0"/>
-    <w:link w:val="a5"/>
-    <w:rsid w:val="006A14EA"/>
+    <w:basedOn w:val="a1"/>
+    <w:link w:val="a6"/>
+    <w:rsid w:val="00D64829"/>
     <w:rPr>
       <w:rFonts w:ascii="Times New Roman" w:eastAsia="Times New Roman" w:hAnsi="Times New Roman" w:cs="Times New Roman"/>
       <w:b/>
@@ -1058,11 +1146,11 @@
       <w:lang w:eastAsia="ru-RU"/>
     </w:rPr>
   </w:style>
-  <w:style w:type="character" w:customStyle="1" w:styleId="a8">
+  <w:style w:type="character" w:customStyle="1" w:styleId="a9">
     <w:name w:val="Эпиграф Знак"/>
-    <w:basedOn w:val="a0"/>
-    <w:link w:val="a7"/>
-    <w:rsid w:val="006A14EA"/>
+    <w:basedOn w:val="a1"/>
+    <w:link w:val="a8"/>
+    <w:rsid w:val="00D64829"/>
     <w:rPr>
       <w:rFonts w:ascii="Times New Roman" w:eastAsia="Times New Roman" w:hAnsi="Times New Roman" w:cs="Times New Roman"/>
       <w:i/>
@@ -1071,6 +1159,257 @@
       <w:szCs w:val="29"/>
       <w:lang w:eastAsia="ru-RU"/>
     </w:rPr>
+  </w:style>
+  <w:style w:type="paragraph" w:customStyle="1" w:styleId="aa">
+    <w:name w:val="Обычный текст"/>
+    <w:basedOn w:val="a0"/>
+    <w:link w:val="ab"/>
+    <w:qFormat/>
+    <w:rsid w:val="00D64829"/>
+    <w:pPr>
+      <w:spacing w:after="0"/>
+      <w:ind w:left="-709" w:firstLine="709"/>
+    </w:pPr>
+    <w:rPr>
+      <w:rFonts w:ascii="Times New Roman" w:hAnsi="Times New Roman" w:cs="Times New Roman"/>
+      <w:sz w:val="28"/>
+      <w:szCs w:val="28"/>
+    </w:rPr>
+  </w:style>
+  <w:style w:type="character" w:customStyle="1" w:styleId="ab">
+    <w:name w:val="Обычный текст Знак"/>
+    <w:basedOn w:val="a1"/>
+    <w:link w:val="aa"/>
+    <w:rsid w:val="00D64829"/>
+    <w:rPr>
+      <w:rFonts w:ascii="Times New Roman" w:hAnsi="Times New Roman" w:cs="Times New Roman"/>
+      <w:sz w:val="28"/>
+      <w:szCs w:val="28"/>
+    </w:rPr>
+  </w:style>
+  <w:style w:type="paragraph" w:customStyle="1" w:styleId="a">
+    <w:name w:val="Диалог"/>
+    <w:basedOn w:val="aa"/>
+    <w:link w:val="ac"/>
+    <w:qFormat/>
+    <w:rsid w:val="00D64829"/>
+    <w:pPr>
+      <w:numPr>
+        <w:numId w:val="11"/>
+      </w:numPr>
+      <w:ind w:left="0" w:firstLine="357"/>
+    </w:pPr>
+    <w:rPr>
+      <w:lang w:eastAsia="ru-RU"/>
+    </w:rPr>
+  </w:style>
+  <w:style w:type="character" w:customStyle="1" w:styleId="ac">
+    <w:name w:val="Диалог Знак"/>
+    <w:basedOn w:val="ab"/>
+    <w:link w:val="a"/>
+    <w:rsid w:val="00D64829"/>
+    <w:rPr>
+      <w:rFonts w:ascii="Times New Roman" w:hAnsi="Times New Roman" w:cs="Times New Roman"/>
+      <w:sz w:val="28"/>
+      <w:szCs w:val="28"/>
+      <w:lang w:eastAsia="ru-RU"/>
+    </w:rPr>
+  </w:style>
+  <w:style w:type="paragraph" w:customStyle="1" w:styleId="ad">
+    <w:name w:val="Уроборос"/>
+    <w:basedOn w:val="aa"/>
+    <w:link w:val="ae"/>
+    <w:qFormat/>
+    <w:rsid w:val="00D64829"/>
+    <w:rPr>
+      <w:color w:val="FF0000"/>
+    </w:rPr>
+  </w:style>
+  <w:style w:type="character" w:customStyle="1" w:styleId="ae">
+    <w:name w:val="Уроборос Знак"/>
+    <w:basedOn w:val="ab"/>
+    <w:link w:val="ad"/>
+    <w:rsid w:val="00D64829"/>
+    <w:rPr>
+      <w:rFonts w:ascii="Times New Roman" w:hAnsi="Times New Roman" w:cs="Times New Roman"/>
+      <w:color w:val="FF0000"/>
+      <w:sz w:val="28"/>
+      <w:szCs w:val="28"/>
+    </w:rPr>
+  </w:style>
+  <w:style w:type="paragraph" w:customStyle="1" w:styleId="af">
+    <w:name w:val="Фрин"/>
+    <w:basedOn w:val="aa"/>
+    <w:link w:val="af0"/>
+    <w:qFormat/>
+    <w:rsid w:val="00D64829"/>
+    <w:rPr>
+      <w:color w:val="00B0F0"/>
+    </w:rPr>
+  </w:style>
+  <w:style w:type="character" w:customStyle="1" w:styleId="af0">
+    <w:name w:val="Фрин Знак"/>
+    <w:basedOn w:val="ab"/>
+    <w:link w:val="af"/>
+    <w:rsid w:val="00D64829"/>
+    <w:rPr>
+      <w:rFonts w:ascii="Times New Roman" w:hAnsi="Times New Roman" w:cs="Times New Roman"/>
+      <w:color w:val="00B0F0"/>
+      <w:sz w:val="28"/>
+      <w:szCs w:val="28"/>
+    </w:rPr>
+  </w:style>
+  <w:style w:type="paragraph" w:customStyle="1" w:styleId="af1">
+    <w:name w:val="Музыка"/>
+    <w:basedOn w:val="aa"/>
+    <w:link w:val="af2"/>
+    <w:qFormat/>
+    <w:rsid w:val="00D64829"/>
+    <w:rPr>
+      <w:b/>
+      <w:lang w:eastAsia="ru-RU"/>
+    </w:rPr>
+  </w:style>
+  <w:style w:type="character" w:customStyle="1" w:styleId="af2">
+    <w:name w:val="Музыка Знак"/>
+    <w:basedOn w:val="ab"/>
+    <w:link w:val="af1"/>
+    <w:rsid w:val="00D64829"/>
+    <w:rPr>
+      <w:rFonts w:ascii="Times New Roman" w:hAnsi="Times New Roman" w:cs="Times New Roman"/>
+      <w:b/>
+      <w:sz w:val="28"/>
+      <w:szCs w:val="28"/>
+      <w:lang w:eastAsia="ru-RU"/>
+    </w:rPr>
+  </w:style>
+  <w:style w:type="paragraph" w:customStyle="1" w:styleId="af3">
+    <w:name w:val="Исмааил"/>
+    <w:basedOn w:val="aa"/>
+    <w:link w:val="af4"/>
+    <w:qFormat/>
+    <w:rsid w:val="00D64829"/>
+    <w:rPr>
+      <w:color w:val="FF66FF"/>
+      <w:lang w:eastAsia="ru-RU"/>
+      <w14:textOutline w14:w="9525" w14:cap="rnd" w14:cmpd="sng" w14:algn="ctr">
+        <w14:noFill/>
+        <w14:prstDash w14:val="solid"/>
+        <w14:bevel/>
+      </w14:textOutline>
+    </w:rPr>
+  </w:style>
+  <w:style w:type="character" w:customStyle="1" w:styleId="af4">
+    <w:name w:val="Исмааил Знак"/>
+    <w:basedOn w:val="ab"/>
+    <w:link w:val="af3"/>
+    <w:rsid w:val="00D64829"/>
+    <w:rPr>
+      <w:rFonts w:ascii="Times New Roman" w:hAnsi="Times New Roman" w:cs="Times New Roman"/>
+      <w:color w:val="FF66FF"/>
+      <w:sz w:val="28"/>
+      <w:szCs w:val="28"/>
+      <w:lang w:eastAsia="ru-RU"/>
+      <w14:textOutline w14:w="9525" w14:cap="rnd" w14:cmpd="sng" w14:algn="ctr">
+        <w14:noFill/>
+        <w14:prstDash w14:val="solid"/>
+        <w14:bevel/>
+      </w14:textOutline>
+    </w:rPr>
+  </w:style>
+  <w:style w:type="paragraph" w:customStyle="1" w:styleId="af5">
+    <w:name w:val="Изабелла"/>
+    <w:basedOn w:val="aa"/>
+    <w:link w:val="af6"/>
+    <w:qFormat/>
+    <w:rsid w:val="00D64829"/>
+    <w:rPr>
+      <w:color w:val="FFFF00"/>
+      <w14:textOutline w14:w="9525" w14:cap="rnd" w14:cmpd="sng" w14:algn="ctr">
+        <w14:solidFill>
+          <w14:schemeClr w14:val="tx1">
+            <w14:alpha w14:val="68000"/>
+            <w14:lumMod w14:val="50000"/>
+            <w14:lumOff w14:val="50000"/>
+          </w14:schemeClr>
+        </w14:solidFill>
+        <w14:prstDash w14:val="solid"/>
+        <w14:bevel/>
+      </w14:textOutline>
+    </w:rPr>
+  </w:style>
+  <w:style w:type="character" w:customStyle="1" w:styleId="af6">
+    <w:name w:val="Изабелла Знак"/>
+    <w:basedOn w:val="ab"/>
+    <w:link w:val="af5"/>
+    <w:rsid w:val="00D64829"/>
+    <w:rPr>
+      <w:rFonts w:ascii="Times New Roman" w:hAnsi="Times New Roman" w:cs="Times New Roman"/>
+      <w:color w:val="FFFF00"/>
+      <w:sz w:val="28"/>
+      <w:szCs w:val="28"/>
+      <w14:textOutline w14:w="9525" w14:cap="rnd" w14:cmpd="sng" w14:algn="ctr">
+        <w14:solidFill>
+          <w14:schemeClr w14:val="tx1">
+            <w14:alpha w14:val="68000"/>
+            <w14:lumMod w14:val="50000"/>
+            <w14:lumOff w14:val="50000"/>
+          </w14:schemeClr>
+        </w14:solidFill>
+        <w14:prstDash w14:val="solid"/>
+        <w14:bevel/>
+      </w14:textOutline>
+    </w:rPr>
+  </w:style>
+  <w:style w:type="paragraph" w:customStyle="1" w:styleId="af7">
+    <w:name w:val="Гриндетта"/>
+    <w:basedOn w:val="aa"/>
+    <w:link w:val="af8"/>
+    <w:qFormat/>
+    <w:rsid w:val="00D64829"/>
+    <w:rPr>
+      <w:color w:val="B00000"/>
+    </w:rPr>
+  </w:style>
+  <w:style w:type="character" w:customStyle="1" w:styleId="af8">
+    <w:name w:val="Гриндетта Знак"/>
+    <w:basedOn w:val="ab"/>
+    <w:link w:val="af7"/>
+    <w:rsid w:val="00D64829"/>
+    <w:rPr>
+      <w:rFonts w:ascii="Times New Roman" w:hAnsi="Times New Roman" w:cs="Times New Roman"/>
+      <w:color w:val="B00000"/>
+      <w:sz w:val="28"/>
+      <w:szCs w:val="28"/>
+    </w:rPr>
+  </w:style>
+  <w:style w:type="character" w:customStyle="1" w:styleId="10">
+    <w:name w:val="Заголовок 1 Знак"/>
+    <w:basedOn w:val="a1"/>
+    <w:link w:val="1"/>
+    <w:uiPriority w:val="9"/>
+    <w:rsid w:val="00D64829"/>
+    <w:rPr>
+      <w:rFonts w:asciiTheme="majorHAnsi" w:eastAsiaTheme="majorEastAsia" w:hAnsiTheme="majorHAnsi" w:cstheme="majorBidi"/>
+      <w:b/>
+      <w:bCs/>
+      <w:color w:val="365F91" w:themeColor="accent1" w:themeShade="BF"/>
+      <w:sz w:val="28"/>
+      <w:szCs w:val="28"/>
+    </w:rPr>
+  </w:style>
+  <w:style w:type="paragraph" w:styleId="af9">
+    <w:name w:val="TOC Heading"/>
+    <w:basedOn w:val="1"/>
+    <w:next w:val="a0"/>
+    <w:uiPriority w:val="39"/>
+    <w:semiHidden/>
+    <w:unhideWhenUsed/>
+    <w:qFormat/>
+    <w:rsid w:val="00D64829"/>
+    <w:pPr>
+      <w:outlineLvl w:val="9"/>
+    </w:pPr>
   </w:style>
 </w:styles>
 </file>
@@ -1093,7 +1432,7 @@
     </w:pPrDefault>
   </w:docDefaults>
   <w:latentStyles w:defLockedState="0" w:defUIPriority="99" w:defSemiHidden="1" w:defUnhideWhenUsed="1" w:defQFormat="0" w:count="267">
-    <w:lsdException w:name="Normal" w:semiHidden="0" w:uiPriority="0" w:unhideWhenUsed="0" w:qFormat="1"/>
+    <w:lsdException w:name="Normal" w:semiHidden="0" w:uiPriority="0" w:unhideWhenUsed="0"/>
     <w:lsdException w:name="heading 1" w:semiHidden="0" w:uiPriority="9" w:unhideWhenUsed="0"/>
     <w:lsdException w:name="heading 2" w:uiPriority="9"/>
     <w:lsdException w:name="heading 3" w:uiPriority="9" w:qFormat="1"/>
@@ -1231,18 +1570,39 @@
     <w:lsdException w:name="Bibliography" w:uiPriority="37"/>
     <w:lsdException w:name="TOC Heading" w:uiPriority="39" w:qFormat="1"/>
   </w:latentStyles>
-  <w:style w:type="paragraph" w:default="1" w:styleId="a">
+  <w:style w:type="paragraph" w:default="1" w:styleId="a0">
     <w:name w:val="Normal"/>
-    <w:qFormat/>
     <w:rsid w:val="006A14EA"/>
   </w:style>
-  <w:style w:type="character" w:default="1" w:styleId="a0">
+  <w:style w:type="paragraph" w:styleId="1">
+    <w:name w:val="heading 1"/>
+    <w:basedOn w:val="a0"/>
+    <w:next w:val="a0"/>
+    <w:link w:val="10"/>
+    <w:uiPriority w:val="9"/>
+    <w:rsid w:val="00D64829"/>
+    <w:pPr>
+      <w:keepNext/>
+      <w:keepLines/>
+      <w:spacing w:before="480" w:after="0"/>
+      <w:outlineLvl w:val="0"/>
+    </w:pPr>
+    <w:rPr>
+      <w:rFonts w:asciiTheme="majorHAnsi" w:eastAsiaTheme="majorEastAsia" w:hAnsiTheme="majorHAnsi" w:cstheme="majorBidi"/>
+      <w:b/>
+      <w:bCs/>
+      <w:color w:val="365F91" w:themeColor="accent1" w:themeShade="BF"/>
+      <w:sz w:val="28"/>
+      <w:szCs w:val="28"/>
+    </w:rPr>
+  </w:style>
+  <w:style w:type="character" w:default="1" w:styleId="a1">
     <w:name w:val="Default Paragraph Font"/>
     <w:uiPriority w:val="1"/>
     <w:semiHidden/>
     <w:unhideWhenUsed/>
   </w:style>
-  <w:style w:type="table" w:default="1" w:styleId="a1">
+  <w:style w:type="table" w:default="1" w:styleId="a2">
     <w:name w:val="Normal Table"/>
     <w:uiPriority w:val="99"/>
     <w:semiHidden/>
@@ -1257,17 +1617,16 @@
       </w:tblCellMar>
     </w:tblPr>
   </w:style>
-  <w:style w:type="numbering" w:default="1" w:styleId="a2">
+  <w:style w:type="numbering" w:default="1" w:styleId="a3">
     <w:name w:val="No List"/>
     <w:uiPriority w:val="99"/>
     <w:semiHidden/>
     <w:unhideWhenUsed/>
   </w:style>
-  <w:style w:type="paragraph" w:customStyle="1" w:styleId="a3">
+  <w:style w:type="paragraph" w:customStyle="1" w:styleId="a4">
     <w:name w:val="тест"/>
-    <w:basedOn w:val="a"/>
-    <w:link w:val="a4"/>
-    <w:qFormat/>
+    <w:basedOn w:val="a0"/>
+    <w:link w:val="a5"/>
     <w:rsid w:val="006A14EA"/>
     <w:pPr>
       <w:spacing w:after="0"/>
@@ -1279,23 +1638,23 @@
       <w:szCs w:val="28"/>
     </w:rPr>
   </w:style>
-  <w:style w:type="character" w:customStyle="1" w:styleId="a4">
+  <w:style w:type="character" w:customStyle="1" w:styleId="a5">
     <w:name w:val="тест Знак"/>
+    <w:basedOn w:val="a1"/>
+    <w:link w:val="a4"/>
+    <w:rsid w:val="006A14EA"/>
+    <w:rPr>
+      <w:rFonts w:ascii="Times New Roman" w:hAnsi="Times New Roman" w:cs="Times New Roman"/>
+      <w:sz w:val="28"/>
+      <w:szCs w:val="28"/>
+    </w:rPr>
+  </w:style>
+  <w:style w:type="paragraph" w:customStyle="1" w:styleId="a6">
+    <w:name w:val="Заголовок Текста"/>
     <w:basedOn w:val="a0"/>
-    <w:link w:val="a3"/>
-    <w:rsid w:val="006A14EA"/>
-    <w:rPr>
-      <w:rFonts w:ascii="Times New Roman" w:hAnsi="Times New Roman" w:cs="Times New Roman"/>
-      <w:sz w:val="28"/>
-      <w:szCs w:val="28"/>
-    </w:rPr>
-  </w:style>
-  <w:style w:type="paragraph" w:customStyle="1" w:styleId="a5">
-    <w:name w:val="Заголовок Текста"/>
-    <w:basedOn w:val="a"/>
-    <w:link w:val="a6"/>
+    <w:link w:val="a7"/>
     <w:qFormat/>
-    <w:rsid w:val="006A14EA"/>
+    <w:rsid w:val="00D64829"/>
     <w:pPr>
       <w:spacing w:before="180" w:after="180" w:line="240" w:lineRule="auto"/>
     </w:pPr>
@@ -1309,12 +1668,12 @@
       <w:lang w:eastAsia="ru-RU"/>
     </w:rPr>
   </w:style>
-  <w:style w:type="paragraph" w:customStyle="1" w:styleId="a7">
+  <w:style w:type="paragraph" w:customStyle="1" w:styleId="a8">
     <w:name w:val="Эпиграф"/>
-    <w:basedOn w:val="a"/>
-    <w:link w:val="a8"/>
+    <w:basedOn w:val="a0"/>
+    <w:link w:val="a9"/>
     <w:qFormat/>
-    <w:rsid w:val="006A14EA"/>
+    <w:rsid w:val="00D64829"/>
     <w:pPr>
       <w:spacing w:before="360" w:after="0" w:line="240" w:lineRule="auto"/>
     </w:pPr>
@@ -1327,11 +1686,11 @@
       <w:lang w:eastAsia="ru-RU"/>
     </w:rPr>
   </w:style>
-  <w:style w:type="character" w:customStyle="1" w:styleId="a6">
+  <w:style w:type="character" w:customStyle="1" w:styleId="a7">
     <w:name w:val="Заголовок Текста Знак"/>
-    <w:basedOn w:val="a0"/>
-    <w:link w:val="a5"/>
-    <w:rsid w:val="006A14EA"/>
+    <w:basedOn w:val="a1"/>
+    <w:link w:val="a6"/>
+    <w:rsid w:val="00D64829"/>
     <w:rPr>
       <w:rFonts w:ascii="Times New Roman" w:eastAsia="Times New Roman" w:hAnsi="Times New Roman" w:cs="Times New Roman"/>
       <w:b/>
@@ -1342,11 +1701,11 @@
       <w:lang w:eastAsia="ru-RU"/>
     </w:rPr>
   </w:style>
-  <w:style w:type="character" w:customStyle="1" w:styleId="a8">
+  <w:style w:type="character" w:customStyle="1" w:styleId="a9">
     <w:name w:val="Эпиграф Знак"/>
-    <w:basedOn w:val="a0"/>
-    <w:link w:val="a7"/>
-    <w:rsid w:val="006A14EA"/>
+    <w:basedOn w:val="a1"/>
+    <w:link w:val="a8"/>
+    <w:rsid w:val="00D64829"/>
     <w:rPr>
       <w:rFonts w:ascii="Times New Roman" w:eastAsia="Times New Roman" w:hAnsi="Times New Roman" w:cs="Times New Roman"/>
       <w:i/>
@@ -1355,6 +1714,257 @@
       <w:szCs w:val="29"/>
       <w:lang w:eastAsia="ru-RU"/>
     </w:rPr>
+  </w:style>
+  <w:style w:type="paragraph" w:customStyle="1" w:styleId="aa">
+    <w:name w:val="Обычный текст"/>
+    <w:basedOn w:val="a0"/>
+    <w:link w:val="ab"/>
+    <w:qFormat/>
+    <w:rsid w:val="00D64829"/>
+    <w:pPr>
+      <w:spacing w:after="0"/>
+      <w:ind w:left="-709" w:firstLine="709"/>
+    </w:pPr>
+    <w:rPr>
+      <w:rFonts w:ascii="Times New Roman" w:hAnsi="Times New Roman" w:cs="Times New Roman"/>
+      <w:sz w:val="28"/>
+      <w:szCs w:val="28"/>
+    </w:rPr>
+  </w:style>
+  <w:style w:type="character" w:customStyle="1" w:styleId="ab">
+    <w:name w:val="Обычный текст Знак"/>
+    <w:basedOn w:val="a1"/>
+    <w:link w:val="aa"/>
+    <w:rsid w:val="00D64829"/>
+    <w:rPr>
+      <w:rFonts w:ascii="Times New Roman" w:hAnsi="Times New Roman" w:cs="Times New Roman"/>
+      <w:sz w:val="28"/>
+      <w:szCs w:val="28"/>
+    </w:rPr>
+  </w:style>
+  <w:style w:type="paragraph" w:customStyle="1" w:styleId="a">
+    <w:name w:val="Диалог"/>
+    <w:basedOn w:val="aa"/>
+    <w:link w:val="ac"/>
+    <w:qFormat/>
+    <w:rsid w:val="00D64829"/>
+    <w:pPr>
+      <w:numPr>
+        <w:numId w:val="11"/>
+      </w:numPr>
+      <w:ind w:left="0" w:firstLine="357"/>
+    </w:pPr>
+    <w:rPr>
+      <w:lang w:eastAsia="ru-RU"/>
+    </w:rPr>
+  </w:style>
+  <w:style w:type="character" w:customStyle="1" w:styleId="ac">
+    <w:name w:val="Диалог Знак"/>
+    <w:basedOn w:val="ab"/>
+    <w:link w:val="a"/>
+    <w:rsid w:val="00D64829"/>
+    <w:rPr>
+      <w:rFonts w:ascii="Times New Roman" w:hAnsi="Times New Roman" w:cs="Times New Roman"/>
+      <w:sz w:val="28"/>
+      <w:szCs w:val="28"/>
+      <w:lang w:eastAsia="ru-RU"/>
+    </w:rPr>
+  </w:style>
+  <w:style w:type="paragraph" w:customStyle="1" w:styleId="ad">
+    <w:name w:val="Уроборос"/>
+    <w:basedOn w:val="aa"/>
+    <w:link w:val="ae"/>
+    <w:qFormat/>
+    <w:rsid w:val="00D64829"/>
+    <w:rPr>
+      <w:color w:val="FF0000"/>
+    </w:rPr>
+  </w:style>
+  <w:style w:type="character" w:customStyle="1" w:styleId="ae">
+    <w:name w:val="Уроборос Знак"/>
+    <w:basedOn w:val="ab"/>
+    <w:link w:val="ad"/>
+    <w:rsid w:val="00D64829"/>
+    <w:rPr>
+      <w:rFonts w:ascii="Times New Roman" w:hAnsi="Times New Roman" w:cs="Times New Roman"/>
+      <w:color w:val="FF0000"/>
+      <w:sz w:val="28"/>
+      <w:szCs w:val="28"/>
+    </w:rPr>
+  </w:style>
+  <w:style w:type="paragraph" w:customStyle="1" w:styleId="af">
+    <w:name w:val="Фрин"/>
+    <w:basedOn w:val="aa"/>
+    <w:link w:val="af0"/>
+    <w:qFormat/>
+    <w:rsid w:val="00D64829"/>
+    <w:rPr>
+      <w:color w:val="00B0F0"/>
+    </w:rPr>
+  </w:style>
+  <w:style w:type="character" w:customStyle="1" w:styleId="af0">
+    <w:name w:val="Фрин Знак"/>
+    <w:basedOn w:val="ab"/>
+    <w:link w:val="af"/>
+    <w:rsid w:val="00D64829"/>
+    <w:rPr>
+      <w:rFonts w:ascii="Times New Roman" w:hAnsi="Times New Roman" w:cs="Times New Roman"/>
+      <w:color w:val="00B0F0"/>
+      <w:sz w:val="28"/>
+      <w:szCs w:val="28"/>
+    </w:rPr>
+  </w:style>
+  <w:style w:type="paragraph" w:customStyle="1" w:styleId="af1">
+    <w:name w:val="Музыка"/>
+    <w:basedOn w:val="aa"/>
+    <w:link w:val="af2"/>
+    <w:qFormat/>
+    <w:rsid w:val="00D64829"/>
+    <w:rPr>
+      <w:b/>
+      <w:lang w:eastAsia="ru-RU"/>
+    </w:rPr>
+  </w:style>
+  <w:style w:type="character" w:customStyle="1" w:styleId="af2">
+    <w:name w:val="Музыка Знак"/>
+    <w:basedOn w:val="ab"/>
+    <w:link w:val="af1"/>
+    <w:rsid w:val="00D64829"/>
+    <w:rPr>
+      <w:rFonts w:ascii="Times New Roman" w:hAnsi="Times New Roman" w:cs="Times New Roman"/>
+      <w:b/>
+      <w:sz w:val="28"/>
+      <w:szCs w:val="28"/>
+      <w:lang w:eastAsia="ru-RU"/>
+    </w:rPr>
+  </w:style>
+  <w:style w:type="paragraph" w:customStyle="1" w:styleId="af3">
+    <w:name w:val="Исмааил"/>
+    <w:basedOn w:val="aa"/>
+    <w:link w:val="af4"/>
+    <w:qFormat/>
+    <w:rsid w:val="00D64829"/>
+    <w:rPr>
+      <w:color w:val="FF66FF"/>
+      <w:lang w:eastAsia="ru-RU"/>
+      <w14:textOutline w14:w="9525" w14:cap="rnd" w14:cmpd="sng" w14:algn="ctr">
+        <w14:noFill/>
+        <w14:prstDash w14:val="solid"/>
+        <w14:bevel/>
+      </w14:textOutline>
+    </w:rPr>
+  </w:style>
+  <w:style w:type="character" w:customStyle="1" w:styleId="af4">
+    <w:name w:val="Исмааил Знак"/>
+    <w:basedOn w:val="ab"/>
+    <w:link w:val="af3"/>
+    <w:rsid w:val="00D64829"/>
+    <w:rPr>
+      <w:rFonts w:ascii="Times New Roman" w:hAnsi="Times New Roman" w:cs="Times New Roman"/>
+      <w:color w:val="FF66FF"/>
+      <w:sz w:val="28"/>
+      <w:szCs w:val="28"/>
+      <w:lang w:eastAsia="ru-RU"/>
+      <w14:textOutline w14:w="9525" w14:cap="rnd" w14:cmpd="sng" w14:algn="ctr">
+        <w14:noFill/>
+        <w14:prstDash w14:val="solid"/>
+        <w14:bevel/>
+      </w14:textOutline>
+    </w:rPr>
+  </w:style>
+  <w:style w:type="paragraph" w:customStyle="1" w:styleId="af5">
+    <w:name w:val="Изабелла"/>
+    <w:basedOn w:val="aa"/>
+    <w:link w:val="af6"/>
+    <w:qFormat/>
+    <w:rsid w:val="00D64829"/>
+    <w:rPr>
+      <w:color w:val="FFFF00"/>
+      <w14:textOutline w14:w="9525" w14:cap="rnd" w14:cmpd="sng" w14:algn="ctr">
+        <w14:solidFill>
+          <w14:schemeClr w14:val="tx1">
+            <w14:alpha w14:val="68000"/>
+            <w14:lumMod w14:val="50000"/>
+            <w14:lumOff w14:val="50000"/>
+          </w14:schemeClr>
+        </w14:solidFill>
+        <w14:prstDash w14:val="solid"/>
+        <w14:bevel/>
+      </w14:textOutline>
+    </w:rPr>
+  </w:style>
+  <w:style w:type="character" w:customStyle="1" w:styleId="af6">
+    <w:name w:val="Изабелла Знак"/>
+    <w:basedOn w:val="ab"/>
+    <w:link w:val="af5"/>
+    <w:rsid w:val="00D64829"/>
+    <w:rPr>
+      <w:rFonts w:ascii="Times New Roman" w:hAnsi="Times New Roman" w:cs="Times New Roman"/>
+      <w:color w:val="FFFF00"/>
+      <w:sz w:val="28"/>
+      <w:szCs w:val="28"/>
+      <w14:textOutline w14:w="9525" w14:cap="rnd" w14:cmpd="sng" w14:algn="ctr">
+        <w14:solidFill>
+          <w14:schemeClr w14:val="tx1">
+            <w14:alpha w14:val="68000"/>
+            <w14:lumMod w14:val="50000"/>
+            <w14:lumOff w14:val="50000"/>
+          </w14:schemeClr>
+        </w14:solidFill>
+        <w14:prstDash w14:val="solid"/>
+        <w14:bevel/>
+      </w14:textOutline>
+    </w:rPr>
+  </w:style>
+  <w:style w:type="paragraph" w:customStyle="1" w:styleId="af7">
+    <w:name w:val="Гриндетта"/>
+    <w:basedOn w:val="aa"/>
+    <w:link w:val="af8"/>
+    <w:qFormat/>
+    <w:rsid w:val="00D64829"/>
+    <w:rPr>
+      <w:color w:val="B00000"/>
+    </w:rPr>
+  </w:style>
+  <w:style w:type="character" w:customStyle="1" w:styleId="af8">
+    <w:name w:val="Гриндетта Знак"/>
+    <w:basedOn w:val="ab"/>
+    <w:link w:val="af7"/>
+    <w:rsid w:val="00D64829"/>
+    <w:rPr>
+      <w:rFonts w:ascii="Times New Roman" w:hAnsi="Times New Roman" w:cs="Times New Roman"/>
+      <w:color w:val="B00000"/>
+      <w:sz w:val="28"/>
+      <w:szCs w:val="28"/>
+    </w:rPr>
+  </w:style>
+  <w:style w:type="character" w:customStyle="1" w:styleId="10">
+    <w:name w:val="Заголовок 1 Знак"/>
+    <w:basedOn w:val="a1"/>
+    <w:link w:val="1"/>
+    <w:uiPriority w:val="9"/>
+    <w:rsid w:val="00D64829"/>
+    <w:rPr>
+      <w:rFonts w:asciiTheme="majorHAnsi" w:eastAsiaTheme="majorEastAsia" w:hAnsiTheme="majorHAnsi" w:cstheme="majorBidi"/>
+      <w:b/>
+      <w:bCs/>
+      <w:color w:val="365F91" w:themeColor="accent1" w:themeShade="BF"/>
+      <w:sz w:val="28"/>
+      <w:szCs w:val="28"/>
+    </w:rPr>
+  </w:style>
+  <w:style w:type="paragraph" w:styleId="af9">
+    <w:name w:val="TOC Heading"/>
+    <w:basedOn w:val="1"/>
+    <w:next w:val="a0"/>
+    <w:uiPriority w:val="39"/>
+    <w:semiHidden/>
+    <w:unhideWhenUsed/>
+    <w:qFormat/>
+    <w:rsid w:val="00D64829"/>
+    <w:pPr>
+      <w:outlineLvl w:val="9"/>
+    </w:pPr>
   </w:style>
 </w:styles>
 </file>
